--- a/briefings/线口监测午报-2026-08-21.docx
+++ b/briefings/线口监测午报-2026-08-21.docx
@@ -22,7 +22,7 @@
           <w:color w:val="888888"/>
           <w:sz w:val="18"/>
         </w:rPr>
-        <w:t>监测窗口:近48小时 | 生成时间:2026-08-21 12:02</w:t>
+        <w:t>监测窗口:近48小时 | 生成时间:2026-08-21 17:10</w:t>
       </w:r>
     </w:p>
     <w:p>
@@ -70,7 +70,7 @@
           <w:color w:val="888888"/>
           <w:sz w:val="24"/>
         </w:rPr>
-        <w:t>搬运洗稿、AI 转写批量炮制小米负面文章，山西晋中网安破获新型网络水军案</w:t>
+        <w:t>OpenAI 旗下 GPT-Image-2 模型现支持生成透明背景图像</w:t>
       </w:r>
     </w:p>
     <w:p>
@@ -80,7 +80,7 @@
           <w:color w:val="888888"/>
           <w:sz w:val="18"/>
         </w:rPr>
-        <w:t>来源:IT之家 | 时间:08-21 11:26</w:t>
+        <w:t>来源:IT之家 | 时间:08-21 16:53</w:t>
       </w:r>
     </w:p>
     <w:p>
@@ -97,7 +97,7 @@
             <w:color w:val="0563C1"/>
             <w:u w:val="single"/>
           </w:rPr>
-          <w:t>搬运洗稿、AI 转写批量炮制小米负面文章，山西晋中网安破获新型网络水军案</w:t>
+          <w:t>OpenAI 旗下 GPT-Image-2 模型现支持生成透明背景图像</w:t>
         </w:r>
       </w:hyperlink>
     </w:p>
@@ -121,7 +121,7 @@
           <w:color w:val="888888"/>
           <w:sz w:val="24"/>
         </w:rPr>
-        <w:t>阿里云：GLM-5.3、Deepseek-V4-Pro 等多款模型上线千问 AI 平台</w:t>
+        <w:t>韩国 IT 巨头 Kakao 计划年内完成分拆，新实体将聚焦 AI 智能体</w:t>
       </w:r>
     </w:p>
     <w:p>
@@ -131,7 +131,7 @@
           <w:color w:val="888888"/>
           <w:sz w:val="18"/>
         </w:rPr>
-        <w:t>来源:IT之家 | 时间:08-21 11:06</w:t>
+        <w:t>来源:IT之家 | 时间:08-21 16:18</w:t>
       </w:r>
     </w:p>
     <w:p>
@@ -148,7 +148,7 @@
             <w:color w:val="0563C1"/>
             <w:u w:val="single"/>
           </w:rPr>
-          <w:t>阿里云：GLM-5.3、Deepseek-V4-Pro 等多款模型上线千问 AI 平台</w:t>
+          <w:t>韩国 IT 巨头 Kakao 计划年内完成分拆，新实体将聚焦 AI 智能体</w:t>
         </w:r>
       </w:hyperlink>
     </w:p>
@@ -172,7 +172,7 @@
           <w:color w:val="888888"/>
           <w:sz w:val="24"/>
         </w:rPr>
-        <w:t>前摩托罗拉设备总裁 Sergio Buniac 将领导高通移动、计算、个人 AI 业务</w:t>
+        <w:t>消息称 NVIDIA 与韩国 AI 芯片企业 Rebellions 展开合作初步讨论</w:t>
       </w:r>
     </w:p>
     <w:p>
@@ -182,7 +182,7 @@
           <w:color w:val="888888"/>
           <w:sz w:val="18"/>
         </w:rPr>
-        <w:t>来源:IT之家 | 时间:08-21 10:53</w:t>
+        <w:t>来源:IT之家 | 时间:08-21 16:13</w:t>
       </w:r>
     </w:p>
     <w:p>
@@ -199,7 +199,415 @@
             <w:color w:val="0563C1"/>
             <w:u w:val="single"/>
           </w:rPr>
-          <w:t>前摩托罗拉设备总裁 Sergio Buniac 将领导高通移动、计算、个人 AI 业务</w:t>
+          <w:t>消息称 NVIDIA 与韩国 AI 芯片企业 Rebellions 展开合作初步讨论</w:t>
+        </w:r>
+      </w:hyperlink>
+    </w:p>
+    <w:p>
+      <w:pPr>
+        <w:pStyle w:val="Heading3"/>
+      </w:pPr>
+      <w:r>
+        <w:rPr>
+          <w:rFonts w:ascii="Times New Roman" w:hAnsi="Times New Roman" w:eastAsia="黑体"/>
+          <w:b w:val="0"/>
+          <w:color w:val="888888"/>
+          <w:sz w:val="24"/>
+        </w:rPr>
+        <w:t>【C级·参考】</w:t>
+      </w:r>
+      <w:r>
+        <w:rPr>
+          <w:rFonts w:ascii="Times New Roman" w:hAnsi="Times New Roman" w:eastAsia="黑体"/>
+          <w:b w:val="0"/>
+          <w:color w:val="888888"/>
+          <w:sz w:val="24"/>
+        </w:rPr>
+        <w:t>浙江杭州一男子轻信 AI 推荐的“散心路线”，独自攀登“浙西三尖”童公尖最终被困深山</w:t>
+      </w:r>
+    </w:p>
+    <w:p>
+      <w:r>
+        <w:rPr>
+          <w:rFonts w:ascii="Times New Roman" w:hAnsi="Times New Roman" w:eastAsia="宋体"/>
+          <w:color w:val="888888"/>
+          <w:sz w:val="18"/>
+        </w:rPr>
+        <w:t>来源:IT之家 | 时间:08-21 16:12</w:t>
+      </w:r>
+    </w:p>
+    <w:p>
+      <w:r>
+        <w:rPr>
+          <w:rFonts w:ascii="Times New Roman" w:hAnsi="Times New Roman" w:eastAsia="宋体"/>
+          <w:sz w:val="18"/>
+        </w:rPr>
+        <w:t>链接:</w:t>
+      </w:r>
+      <w:hyperlink r:id="rId12">
+        <w:r>
+          <w:rPr>
+            <w:color w:val="0563C1"/>
+            <w:u w:val="single"/>
+          </w:rPr>
+          <w:t>浙江杭州一男子轻信 AI 推荐的“散心路线”，独自攀登“浙西三尖”童公尖最终被困深山</w:t>
+        </w:r>
+      </w:hyperlink>
+    </w:p>
+    <w:p>
+      <w:pPr>
+        <w:pStyle w:val="Heading3"/>
+      </w:pPr>
+      <w:r>
+        <w:rPr>
+          <w:rFonts w:ascii="Times New Roman" w:hAnsi="Times New Roman" w:eastAsia="黑体"/>
+          <w:b w:val="0"/>
+          <w:color w:val="888888"/>
+          <w:sz w:val="24"/>
+        </w:rPr>
+        <w:t>【C级·参考】</w:t>
+      </w:r>
+      <w:r>
+        <w:rPr>
+          <w:rFonts w:ascii="Times New Roman" w:hAnsi="Times New Roman" w:eastAsia="黑体"/>
+          <w:b w:val="0"/>
+          <w:color w:val="888888"/>
+          <w:sz w:val="24"/>
+        </w:rPr>
+        <w:t>雷鸟 iO AI 眼镜图赏：好看，也好戴</w:t>
+      </w:r>
+    </w:p>
+    <w:p>
+      <w:r>
+        <w:rPr>
+          <w:rFonts w:ascii="Times New Roman" w:hAnsi="Times New Roman" w:eastAsia="宋体"/>
+          <w:color w:val="888888"/>
+          <w:sz w:val="18"/>
+        </w:rPr>
+        <w:t>来源:IT之家 | 时间:08-21 15:55</w:t>
+      </w:r>
+    </w:p>
+    <w:p>
+      <w:r>
+        <w:rPr>
+          <w:rFonts w:ascii="Times New Roman" w:hAnsi="Times New Roman" w:eastAsia="宋体"/>
+          <w:sz w:val="18"/>
+        </w:rPr>
+        <w:t>链接:</w:t>
+      </w:r>
+      <w:hyperlink r:id="rId13">
+        <w:r>
+          <w:rPr>
+            <w:color w:val="0563C1"/>
+            <w:u w:val="single"/>
+          </w:rPr>
+          <w:t>雷鸟 iO AI 眼镜图赏：好看，也好戴</w:t>
+        </w:r>
+      </w:hyperlink>
+    </w:p>
+    <w:p>
+      <w:pPr>
+        <w:pStyle w:val="Heading3"/>
+      </w:pPr>
+      <w:r>
+        <w:rPr>
+          <w:rFonts w:ascii="Times New Roman" w:hAnsi="Times New Roman" w:eastAsia="黑体"/>
+          <w:b w:val="0"/>
+          <w:color w:val="888888"/>
+          <w:sz w:val="24"/>
+        </w:rPr>
+        <w:t>【C级·参考】</w:t>
+      </w:r>
+      <w:r>
+        <w:rPr>
+          <w:rFonts w:ascii="Times New Roman" w:hAnsi="Times New Roman" w:eastAsia="黑体"/>
+          <w:b w:val="0"/>
+          <w:color w:val="888888"/>
+          <w:sz w:val="24"/>
+        </w:rPr>
+        <w:t>OpenAI 全面开源 Codex Harness</w:t>
+      </w:r>
+    </w:p>
+    <w:p>
+      <w:r>
+        <w:rPr>
+          <w:rFonts w:ascii="Times New Roman" w:hAnsi="Times New Roman" w:eastAsia="宋体"/>
+          <w:color w:val="888888"/>
+          <w:sz w:val="18"/>
+        </w:rPr>
+        <w:t>来源:IT之家 | 时间:08-21 15:18</w:t>
+      </w:r>
+    </w:p>
+    <w:p>
+      <w:r>
+        <w:rPr>
+          <w:rFonts w:ascii="Times New Roman" w:hAnsi="Times New Roman" w:eastAsia="宋体"/>
+          <w:sz w:val="18"/>
+        </w:rPr>
+        <w:t>链接:</w:t>
+      </w:r>
+      <w:hyperlink r:id="rId14">
+        <w:r>
+          <w:rPr>
+            <w:color w:val="0563C1"/>
+            <w:u w:val="single"/>
+          </w:rPr>
+          <w:t>OpenAI 全面开源 Codex Harness</w:t>
+        </w:r>
+      </w:hyperlink>
+    </w:p>
+    <w:p>
+      <w:pPr>
+        <w:pStyle w:val="Heading3"/>
+      </w:pPr>
+      <w:r>
+        <w:rPr>
+          <w:rFonts w:ascii="Times New Roman" w:hAnsi="Times New Roman" w:eastAsia="黑体"/>
+          <w:b w:val="0"/>
+          <w:color w:val="888888"/>
+          <w:sz w:val="24"/>
+        </w:rPr>
+        <w:t>【C级·参考】</w:t>
+      </w:r>
+      <w:r>
+        <w:rPr>
+          <w:rFonts w:ascii="Times New Roman" w:hAnsi="Times New Roman" w:eastAsia="黑体"/>
+          <w:b w:val="0"/>
+          <w:color w:val="888888"/>
+          <w:sz w:val="24"/>
+        </w:rPr>
+        <w:t>全球首富马斯克：在 AI 领域，中国是迄今最强竞争对手</w:t>
+      </w:r>
+    </w:p>
+    <w:p>
+      <w:r>
+        <w:rPr>
+          <w:rFonts w:ascii="Times New Roman" w:hAnsi="Times New Roman" w:eastAsia="宋体"/>
+          <w:color w:val="888888"/>
+          <w:sz w:val="18"/>
+        </w:rPr>
+        <w:t>来源:IT之家 | 时间:08-21 15:15</w:t>
+      </w:r>
+    </w:p>
+    <w:p>
+      <w:r>
+        <w:rPr>
+          <w:rFonts w:ascii="Times New Roman" w:hAnsi="Times New Roman" w:eastAsia="宋体"/>
+          <w:sz w:val="18"/>
+        </w:rPr>
+        <w:t>链接:</w:t>
+      </w:r>
+      <w:hyperlink r:id="rId15">
+        <w:r>
+          <w:rPr>
+            <w:color w:val="0563C1"/>
+            <w:u w:val="single"/>
+          </w:rPr>
+          <w:t>全球首富马斯克：在 AI 领域，中国是迄今最强竞争对手</w:t>
+        </w:r>
+      </w:hyperlink>
+    </w:p>
+    <w:p>
+      <w:pPr>
+        <w:pStyle w:val="Heading3"/>
+      </w:pPr>
+      <w:r>
+        <w:rPr>
+          <w:rFonts w:ascii="Times New Roman" w:hAnsi="Times New Roman" w:eastAsia="黑体"/>
+          <w:b w:val="0"/>
+          <w:color w:val="888888"/>
+          <w:sz w:val="24"/>
+        </w:rPr>
+        <w:t>【C级·参考】</w:t>
+      </w:r>
+      <w:r>
+        <w:rPr>
+          <w:rFonts w:ascii="Times New Roman" w:hAnsi="Times New Roman" w:eastAsia="黑体"/>
+          <w:b w:val="0"/>
+          <w:color w:val="888888"/>
+          <w:sz w:val="24"/>
+        </w:rPr>
+        <w:t>雷鸟 iO AI 眼镜发布：支持实时提示、全天智记功能，首发价 2349 元</w:t>
+      </w:r>
+    </w:p>
+    <w:p>
+      <w:r>
+        <w:rPr>
+          <w:rFonts w:ascii="Times New Roman" w:hAnsi="Times New Roman" w:eastAsia="宋体"/>
+          <w:color w:val="888888"/>
+          <w:sz w:val="18"/>
+        </w:rPr>
+        <w:t>来源:IT之家 | 时间:08-21 15:14</w:t>
+      </w:r>
+    </w:p>
+    <w:p>
+      <w:r>
+        <w:rPr>
+          <w:rFonts w:ascii="Times New Roman" w:hAnsi="Times New Roman" w:eastAsia="宋体"/>
+          <w:sz w:val="18"/>
+        </w:rPr>
+        <w:t>链接:</w:t>
+      </w:r>
+      <w:hyperlink r:id="rId16">
+        <w:r>
+          <w:rPr>
+            <w:color w:val="0563C1"/>
+            <w:u w:val="single"/>
+          </w:rPr>
+          <w:t>雷鸟 iO AI 眼镜发布：支持实时提示、全天智记功能，首发价 2349 元</w:t>
+        </w:r>
+      </w:hyperlink>
+    </w:p>
+    <w:p>
+      <w:pPr>
+        <w:pStyle w:val="Heading3"/>
+      </w:pPr>
+      <w:r>
+        <w:rPr>
+          <w:rFonts w:ascii="Times New Roman" w:hAnsi="Times New Roman" w:eastAsia="黑体"/>
+          <w:b w:val="0"/>
+          <w:color w:val="888888"/>
+          <w:sz w:val="24"/>
+        </w:rPr>
+        <w:t>【C级·参考】</w:t>
+      </w:r>
+      <w:r>
+        <w:rPr>
+          <w:rFonts w:ascii="Times New Roman" w:hAnsi="Times New Roman" w:eastAsia="黑体"/>
+          <w:b w:val="0"/>
+          <w:color w:val="888888"/>
+          <w:sz w:val="24"/>
+        </w:rPr>
+        <w:t>美光 CEO 桑杰 · 梅赫罗特拉：AI 已彻底改变内存行业周期性格局</w:t>
+      </w:r>
+    </w:p>
+    <w:p>
+      <w:r>
+        <w:rPr>
+          <w:rFonts w:ascii="Times New Roman" w:hAnsi="Times New Roman" w:eastAsia="宋体"/>
+          <w:color w:val="888888"/>
+          <w:sz w:val="18"/>
+        </w:rPr>
+        <w:t>来源:IT之家 | 时间:08-21 15:00</w:t>
+      </w:r>
+    </w:p>
+    <w:p>
+      <w:r>
+        <w:rPr>
+          <w:rFonts w:ascii="Times New Roman" w:hAnsi="Times New Roman" w:eastAsia="宋体"/>
+          <w:sz w:val="18"/>
+        </w:rPr>
+        <w:t>链接:</w:t>
+      </w:r>
+      <w:hyperlink r:id="rId17">
+        <w:r>
+          <w:rPr>
+            <w:color w:val="0563C1"/>
+            <w:u w:val="single"/>
+          </w:rPr>
+          <w:t>美光 CEO 桑杰 · 梅赫罗特拉：AI 已彻底改变内存行业周期性格局</w:t>
+        </w:r>
+      </w:hyperlink>
+    </w:p>
+    <w:p>
+      <w:pPr>
+        <w:pStyle w:val="Heading3"/>
+      </w:pPr>
+      <w:r>
+        <w:rPr>
+          <w:rFonts w:ascii="Times New Roman" w:hAnsi="Times New Roman" w:eastAsia="黑体"/>
+          <w:b w:val="0"/>
+          <w:color w:val="888888"/>
+          <w:sz w:val="24"/>
+        </w:rPr>
+        <w:t>【C级·参考】</w:t>
+      </w:r>
+      <w:r>
+        <w:rPr>
+          <w:rFonts w:ascii="Times New Roman" w:hAnsi="Times New Roman" w:eastAsia="黑体"/>
+          <w:b w:val="0"/>
+          <w:color w:val="888888"/>
+          <w:sz w:val="24"/>
+        </w:rPr>
+        <w:t>全球限 250 辆：特斯拉 Model S Plaid Signature #001 首车养护视频曝光</w:t>
+      </w:r>
+    </w:p>
+    <w:p>
+      <w:r>
+        <w:rPr>
+          <w:rFonts w:ascii="Times New Roman" w:hAnsi="Times New Roman" w:eastAsia="宋体"/>
+          <w:color w:val="888888"/>
+          <w:sz w:val="18"/>
+        </w:rPr>
+        <w:t>来源:IT之家 | 时间:08-21 14:58</w:t>
+      </w:r>
+    </w:p>
+    <w:p>
+      <w:r>
+        <w:rPr>
+          <w:rFonts w:ascii="Times New Roman" w:hAnsi="Times New Roman" w:eastAsia="宋体"/>
+          <w:sz w:val="18"/>
+        </w:rPr>
+        <w:t>链接:</w:t>
+      </w:r>
+      <w:hyperlink r:id="rId18">
+        <w:r>
+          <w:rPr>
+            <w:color w:val="0563C1"/>
+            <w:u w:val="single"/>
+          </w:rPr>
+          <w:t>全球限 250 辆：特斯拉 Model S Plaid Signature #001 首车养护视频曝光</w:t>
+        </w:r>
+      </w:hyperlink>
+    </w:p>
+    <w:p>
+      <w:pPr>
+        <w:pStyle w:val="Heading3"/>
+      </w:pPr>
+      <w:r>
+        <w:rPr>
+          <w:rFonts w:ascii="Times New Roman" w:hAnsi="Times New Roman" w:eastAsia="黑体"/>
+          <w:b w:val="0"/>
+          <w:color w:val="888888"/>
+          <w:sz w:val="24"/>
+        </w:rPr>
+        <w:t>【C级·参考】</w:t>
+      </w:r>
+      <w:r>
+        <w:rPr>
+          <w:rFonts w:ascii="Times New Roman" w:hAnsi="Times New Roman" w:eastAsia="黑体"/>
+          <w:b w:val="0"/>
+          <w:color w:val="888888"/>
+          <w:sz w:val="24"/>
+        </w:rPr>
+        <w:t>华硕上架 2026 款 ProArt 创 16 笔记本：锐龙 AI 9 H 465 + 64G + 2T + RTX5070 售 22999 元</w:t>
+      </w:r>
+    </w:p>
+    <w:p>
+      <w:r>
+        <w:rPr>
+          <w:rFonts w:ascii="Times New Roman" w:hAnsi="Times New Roman" w:eastAsia="宋体"/>
+          <w:color w:val="888888"/>
+          <w:sz w:val="18"/>
+        </w:rPr>
+        <w:t>来源:IT之家 | 时间:08-21 14:42</w:t>
+      </w:r>
+    </w:p>
+    <w:p>
+      <w:r>
+        <w:rPr>
+          <w:rFonts w:ascii="Times New Roman" w:hAnsi="Times New Roman" w:eastAsia="宋体"/>
+          <w:sz w:val="18"/>
+        </w:rPr>
+        <w:t>链接:</w:t>
+      </w:r>
+      <w:hyperlink r:id="rId19">
+        <w:r>
+          <w:rPr>
+            <w:color w:val="0563C1"/>
+            <w:u w:val="single"/>
+          </w:rPr>
+          <w:t>华硕上架 2026 款 ProArt 创 16 笔记本：锐龙 AI 9 H 465 + 64G + 2T + RTX5070 售 22999 元</w:t>
         </w:r>
       </w:hyperlink>
     </w:p>
@@ -244,7 +652,7 @@
         </w:rPr>
         <w:t>链接:</w:t>
       </w:r>
-      <w:hyperlink r:id="rId12">
+      <w:hyperlink r:id="rId20">
         <w:r>
           <w:rPr>
             <w:color w:val="0563C1"/>
@@ -274,7 +682,7 @@
           <w:color w:val="888888"/>
           <w:sz w:val="24"/>
         </w:rPr>
-        <w:t>Adobe Firefly 扩充 AI 音频服务，可生成音乐、配音和音效</w:t>
+        <w:t>行业首款主动式AI眼镜! 雷鸟iO评测：能记录你的整个人生</w:t>
       </w:r>
     </w:p>
     <w:p>
@@ -284,7 +692,7 @@
           <w:color w:val="888888"/>
           <w:sz w:val="18"/>
         </w:rPr>
-        <w:t>来源:IT之家 | 时间:08-21 08:57</w:t>
+        <w:t>来源:Bing新闻 | 时间:08-21 08:26</w:t>
       </w:r>
     </w:p>
     <w:p>
@@ -295,13 +703,13 @@
         </w:rPr>
         <w:t>链接:</w:t>
       </w:r>
-      <w:hyperlink r:id="rId13">
+      <w:hyperlink r:id="rId21">
         <w:r>
           <w:rPr>
             <w:color w:val="0563C1"/>
             <w:u w:val="single"/>
           </w:rPr>
-          <w:t>Adobe Firefly 扩充 AI 音频服务，可生成音乐、配音和音效</w:t>
+          <w:t>行业首款主动式AI眼镜! 雷鸟iO评测：能记录你的整个人生</w:t>
         </w:r>
       </w:hyperlink>
     </w:p>
@@ -325,7 +733,7 @@
           <w:color w:val="888888"/>
           <w:sz w:val="24"/>
         </w:rPr>
-        <w:t>苹果为 AirPods Pro 3 等耳机推送 9A5347a 测试固件</w:t>
+        <w:t>首款“人类增强 AI 眼镜”发布，雷鸟 iO 首发价 1996 元起</w:t>
       </w:r>
     </w:p>
     <w:p>
@@ -335,7 +743,7 @@
           <w:color w:val="888888"/>
           <w:sz w:val="18"/>
         </w:rPr>
-        <w:t>来源:IT之家 | 时间:08-21 08:45</w:t>
+        <w:t>来源:Bing新闻 | 时间:08-21 03:31</w:t>
       </w:r>
     </w:p>
     <w:p>
@@ -346,13 +754,64 @@
         </w:rPr>
         <w:t>链接:</w:t>
       </w:r>
-      <w:hyperlink r:id="rId14">
+      <w:hyperlink r:id="rId22">
         <w:r>
           <w:rPr>
             <w:color w:val="0563C1"/>
             <w:u w:val="single"/>
           </w:rPr>
-          <w:t>苹果为 AirPods Pro 3 等耳机推送 9A5347a 测试固件</w:t>
+          <w:t>首款“人类增强 AI 眼镜”发布，雷鸟 iO 首发价 1996 元起</w:t>
+        </w:r>
+      </w:hyperlink>
+    </w:p>
+    <w:p>
+      <w:pPr>
+        <w:pStyle w:val="Heading3"/>
+      </w:pPr>
+      <w:r>
+        <w:rPr>
+          <w:rFonts w:ascii="Times New Roman" w:hAnsi="Times New Roman" w:eastAsia="黑体"/>
+          <w:b w:val="0"/>
+          <w:color w:val="888888"/>
+          <w:sz w:val="24"/>
+        </w:rPr>
+        <w:t>【C级·参考】</w:t>
+      </w:r>
+      <w:r>
+        <w:rPr>
+          <w:rFonts w:ascii="Times New Roman" w:hAnsi="Times New Roman" w:eastAsia="黑体"/>
+          <w:b w:val="0"/>
+          <w:color w:val="888888"/>
+          <w:sz w:val="24"/>
+        </w:rPr>
+        <w:t>首款人类增强AI眼镜 雷鸟iO正式发布：首发价1996元起</w:t>
+      </w:r>
+    </w:p>
+    <w:p>
+      <w:r>
+        <w:rPr>
+          <w:rFonts w:ascii="Times New Roman" w:hAnsi="Times New Roman" w:eastAsia="宋体"/>
+          <w:color w:val="888888"/>
+          <w:sz w:val="18"/>
+        </w:rPr>
+        <w:t>来源:Bing新闻 | 时间:08-21 03:12</w:t>
+      </w:r>
+    </w:p>
+    <w:p>
+      <w:r>
+        <w:rPr>
+          <w:rFonts w:ascii="Times New Roman" w:hAnsi="Times New Roman" w:eastAsia="宋体"/>
+          <w:sz w:val="18"/>
+        </w:rPr>
+        <w:t>链接:</w:t>
+      </w:r>
+      <w:hyperlink r:id="rId23">
+        <w:r>
+          <w:rPr>
+            <w:color w:val="0563C1"/>
+            <w:u w:val="single"/>
+          </w:rPr>
+          <w:t>首款人类增强AI眼镜 雷鸟iO正式发布：首发价1996元起</w:t>
         </w:r>
       </w:hyperlink>
     </w:p>
@@ -397,7 +856,7 @@
         </w:rPr>
         <w:t>链接:</w:t>
       </w:r>
-      <w:hyperlink r:id="rId15">
+      <w:hyperlink r:id="rId24">
         <w:r>
           <w:rPr>
             <w:color w:val="0563C1"/>
@@ -427,7 +886,7 @@
           <w:color w:val="888888"/>
           <w:sz w:val="24"/>
         </w:rPr>
-        <w:t>Rokid下一个爆款?全彩AI眼镜传出新消息</w:t>
+        <w:t>AI 硬件的下一步？从 iKKO MindOne 看 Personal AI 的新路径</w:t>
       </w:r>
     </w:p>
     <w:p>
@@ -437,7 +896,7 @@
           <w:color w:val="888888"/>
           <w:sz w:val="18"/>
         </w:rPr>
-        <w:t>来源:Bing新闻 | 时间:08-21 02:43</w:t>
+        <w:t>来源:Bing新闻 | 时间:08-21 02:48</w:t>
       </w:r>
     </w:p>
     <w:p>
@@ -448,13 +907,76 @@
         </w:rPr>
         <w:t>链接:</w:t>
       </w:r>
-      <w:hyperlink r:id="rId16">
+      <w:hyperlink r:id="rId25">
         <w:r>
           <w:rPr>
             <w:color w:val="0563C1"/>
             <w:u w:val="single"/>
           </w:rPr>
-          <w:t>Rokid下一个爆款?全彩AI眼镜传出新消息</w:t>
+          <w:t>AI 硬件的下一步？从 iKKO MindOne 看 Personal AI 的新路径</w:t>
+        </w:r>
+      </w:hyperlink>
+    </w:p>
+    <w:p>
+      <w:pPr>
+        <w:pStyle w:val="Heading2"/>
+      </w:pPr>
+      <w:r>
+        <w:rPr>
+          <w:rFonts w:ascii="Times New Roman" w:hAnsi="Times New Roman" w:eastAsia="黑体"/>
+          <w:sz w:val="28"/>
+        </w:rPr>
+        <w:t>机器人/AI硬件</w:t>
+      </w:r>
+    </w:p>
+    <w:p>
+      <w:pPr>
+        <w:pStyle w:val="Heading3"/>
+      </w:pPr>
+      <w:r>
+        <w:rPr>
+          <w:rFonts w:ascii="Times New Roman" w:hAnsi="Times New Roman" w:eastAsia="黑体"/>
+          <w:b w:val="0"/>
+          <w:color w:val="888888"/>
+          <w:sz w:val="24"/>
+        </w:rPr>
+        <w:t>【C级·参考】</w:t>
+      </w:r>
+      <w:r>
+        <w:rPr>
+          <w:rFonts w:ascii="Times New Roman" w:hAnsi="Times New Roman" w:eastAsia="黑体"/>
+          <w:b w:val="0"/>
+          <w:color w:val="888888"/>
+          <w:sz w:val="24"/>
+        </w:rPr>
+        <w:t>软银向 Gravis 投资 2 亿美元，创建筑机器人领域 A 轮纪录</w:t>
+      </w:r>
+    </w:p>
+    <w:p>
+      <w:r>
+        <w:rPr>
+          <w:rFonts w:ascii="Times New Roman" w:hAnsi="Times New Roman" w:eastAsia="宋体"/>
+          <w:color w:val="888888"/>
+          <w:sz w:val="18"/>
+        </w:rPr>
+        <w:t>来源:IT之家 | 时间:08-21 17:10</w:t>
+      </w:r>
+    </w:p>
+    <w:p>
+      <w:r>
+        <w:rPr>
+          <w:rFonts w:ascii="Times New Roman" w:hAnsi="Times New Roman" w:eastAsia="宋体"/>
+          <w:sz w:val="18"/>
+        </w:rPr>
+        <w:t>链接:</w:t>
+      </w:r>
+      <w:hyperlink r:id="rId26">
+        <w:r>
+          <w:rPr>
+            <w:color w:val="0563C1"/>
+            <w:u w:val="single"/>
+          </w:rPr>
+          <w:t>软银向 Gravis 投资 2 亿美元，创建筑机器人领域 A 轮纪录</w:t>
         </w:r>
       </w:hyperlink>
     </w:p>
@@ -478,7 +1000,7 @@
           <w:color w:val="888888"/>
           <w:sz w:val="24"/>
         </w:rPr>
-        <w:t>Anti-AI fonts are useless and harmful</w:t>
+        <w:t>直击 2026 成都国际车展：极氪展台多款车型及“机器人”亮相</w:t>
       </w:r>
     </w:p>
     <w:p>
@@ -488,7 +1010,7 @@
           <w:color w:val="888888"/>
           <w:sz w:val="18"/>
         </w:rPr>
-        <w:t>来源:Hacker News | 时间:08-20 23:06</w:t>
+        <w:t>来源:IT之家 | 时间:08-21 16:25</w:t>
       </w:r>
     </w:p>
     <w:p>
@@ -499,13 +1021,13 @@
         </w:rPr>
         <w:t>链接:</w:t>
       </w:r>
-      <w:hyperlink r:id="rId17">
+      <w:hyperlink r:id="rId27">
         <w:r>
           <w:rPr>
             <w:color w:val="0563C1"/>
             <w:u w:val="single"/>
           </w:rPr>
-          <w:t>Anti-AI fonts are useless and harmful</w:t>
+          <w:t>直击 2026 成都国际车展：极氪展台多款车型及“机器人”亮相</w:t>
         </w:r>
       </w:hyperlink>
     </w:p>
@@ -529,7 +1051,7 @@
           <w:color w:val="888888"/>
           <w:sz w:val="24"/>
         </w:rPr>
-        <w:t>苹果裁撤VR研发团队：至少60人受影响，重心全面转向智能眼镜与Siri AI</w:t>
+        <w:t>众擎 CEO 回应被机器人“一脚踹翻”：非摆拍，真进化到这个程度</w:t>
       </w:r>
     </w:p>
     <w:p>
@@ -539,7 +1061,7 @@
           <w:color w:val="888888"/>
           <w:sz w:val="18"/>
         </w:rPr>
-        <w:t>来源:Bing新闻 | 时间:08-20 20:19</w:t>
+        <w:t>来源:IT之家 | 时间:08-21 15:43</w:t>
       </w:r>
     </w:p>
     <w:p>
@@ -550,287 +1072,15 @@
         </w:rPr>
         <w:t>链接:</w:t>
       </w:r>
-      <w:hyperlink r:id="rId18">
+      <w:hyperlink r:id="rId28">
         <w:r>
           <w:rPr>
             <w:color w:val="0563C1"/>
             <w:u w:val="single"/>
           </w:rPr>
-          <w:t>苹果裁撤VR研发团队：至少60人受影响，重心全面转向智能眼镜与Siri AI</w:t>
+          <w:t>众擎 CEO 回应被机器人“一脚踹翻”：非摆拍，真进化到这个程度</w:t>
         </w:r>
       </w:hyperlink>
-    </w:p>
-    <w:p>
-      <w:pPr>
-        <w:pStyle w:val="Heading3"/>
-      </w:pPr>
-      <w:r>
-        <w:rPr>
-          <w:rFonts w:ascii="Times New Roman" w:hAnsi="Times New Roman" w:eastAsia="黑体"/>
-          <w:b w:val="0"/>
-          <w:color w:val="888888"/>
-          <w:sz w:val="24"/>
-        </w:rPr>
-        <w:t>【C级·参考】</w:t>
-      </w:r>
-      <w:r>
-        <w:rPr>
-          <w:rFonts w:ascii="Times New Roman" w:hAnsi="Times New Roman" w:eastAsia="黑体"/>
-          <w:b w:val="0"/>
-          <w:color w:val="888888"/>
-          <w:sz w:val="24"/>
-        </w:rPr>
-        <w:t>“百镜大战”一年后，AI眼镜的赛点变了</w:t>
-      </w:r>
-    </w:p>
-    <w:p>
-      <w:r>
-        <w:rPr>
-          <w:rFonts w:ascii="Times New Roman" w:hAnsi="Times New Roman" w:eastAsia="宋体"/>
-          <w:color w:val="888888"/>
-          <w:sz w:val="18"/>
-        </w:rPr>
-        <w:t>来源:Bing新闻 | 时间:08-20 20:04</w:t>
-      </w:r>
-    </w:p>
-    <w:p>
-      <w:r>
-        <w:rPr>
-          <w:rFonts w:ascii="Times New Roman" w:hAnsi="Times New Roman" w:eastAsia="宋体"/>
-          <w:sz w:val="18"/>
-        </w:rPr>
-        <w:t>链接:</w:t>
-      </w:r>
-      <w:hyperlink r:id="rId19">
-        <w:r>
-          <w:rPr>
-            <w:color w:val="0563C1"/>
-            <w:u w:val="single"/>
-          </w:rPr>
-          <w:t>“百镜大战”一年后，AI眼镜的赛点变了</w:t>
-        </w:r>
-      </w:hyperlink>
-    </w:p>
-    <w:p>
-      <w:pPr>
-        <w:pStyle w:val="Heading3"/>
-      </w:pPr>
-      <w:r>
-        <w:rPr>
-          <w:rFonts w:ascii="Times New Roman" w:hAnsi="Times New Roman" w:eastAsia="黑体"/>
-          <w:b w:val="0"/>
-          <w:color w:val="888888"/>
-          <w:sz w:val="24"/>
-        </w:rPr>
-        <w:t>【C级·参考】</w:t>
-      </w:r>
-      <w:r>
-        <w:rPr>
-          <w:rFonts w:ascii="Times New Roman" w:hAnsi="Times New Roman" w:eastAsia="黑体"/>
-          <w:b w:val="0"/>
-          <w:color w:val="888888"/>
-          <w:sz w:val="24"/>
-        </w:rPr>
-        <w:t>闪极loomos探索AI眼镜技术新路线：主动AI记忆+换电架构</w:t>
-      </w:r>
-    </w:p>
-    <w:p>
-      <w:r>
-        <w:rPr>
-          <w:rFonts w:ascii="Times New Roman" w:hAnsi="Times New Roman" w:eastAsia="宋体"/>
-          <w:color w:val="888888"/>
-          <w:sz w:val="18"/>
-        </w:rPr>
-        <w:t>来源:Bing新闻 | 时间:08-19 23:54</w:t>
-      </w:r>
-    </w:p>
-    <w:p>
-      <w:r>
-        <w:rPr>
-          <w:rFonts w:ascii="Times New Roman" w:hAnsi="Times New Roman" w:eastAsia="宋体"/>
-          <w:sz w:val="18"/>
-        </w:rPr>
-        <w:t>链接:</w:t>
-      </w:r>
-      <w:hyperlink r:id="rId20">
-        <w:r>
-          <w:rPr>
-            <w:color w:val="0563C1"/>
-            <w:u w:val="single"/>
-          </w:rPr>
-          <w:t>闪极loomos探索AI眼镜技术新路线：主动AI记忆+换电架构</w:t>
-        </w:r>
-      </w:hyperlink>
-    </w:p>
-    <w:p>
-      <w:pPr>
-        <w:pStyle w:val="Heading3"/>
-      </w:pPr>
-      <w:r>
-        <w:rPr>
-          <w:rFonts w:ascii="Times New Roman" w:hAnsi="Times New Roman" w:eastAsia="黑体"/>
-          <w:b w:val="0"/>
-          <w:color w:val="888888"/>
-          <w:sz w:val="24"/>
-        </w:rPr>
-        <w:t>【C级·参考】</w:t>
-      </w:r>
-      <w:r>
-        <w:rPr>
-          <w:rFonts w:ascii="Times New Roman" w:hAnsi="Times New Roman" w:eastAsia="黑体"/>
-          <w:b w:val="0"/>
-          <w:color w:val="888888"/>
-          <w:sz w:val="24"/>
-        </w:rPr>
-        <w:t>对话闪极CEO张波：一副AI眼镜背后的定价、渠道与主动式AI隐私边界</w:t>
-      </w:r>
-    </w:p>
-    <w:p>
-      <w:r>
-        <w:rPr>
-          <w:rFonts w:ascii="Times New Roman" w:hAnsi="Times New Roman" w:eastAsia="宋体"/>
-          <w:color w:val="888888"/>
-          <w:sz w:val="18"/>
-        </w:rPr>
-        <w:t>来源:Bing新闻 | 时间:08-19 19:31</w:t>
-      </w:r>
-    </w:p>
-    <w:p>
-      <w:r>
-        <w:rPr>
-          <w:rFonts w:ascii="Times New Roman" w:hAnsi="Times New Roman" w:eastAsia="宋体"/>
-          <w:sz w:val="18"/>
-        </w:rPr>
-        <w:t>链接:</w:t>
-      </w:r>
-      <w:hyperlink r:id="rId21">
-        <w:r>
-          <w:rPr>
-            <w:color w:val="0563C1"/>
-            <w:u w:val="single"/>
-          </w:rPr>
-          <w:t>对话闪极CEO张波：一副AI眼镜背后的定价、渠道与主动式AI隐私边界</w:t>
-        </w:r>
-      </w:hyperlink>
-    </w:p>
-    <w:p>
-      <w:pPr>
-        <w:pStyle w:val="Heading3"/>
-      </w:pPr>
-      <w:r>
-        <w:rPr>
-          <w:rFonts w:ascii="Times New Roman" w:hAnsi="Times New Roman" w:eastAsia="黑体"/>
-          <w:b w:val="0"/>
-          <w:color w:val="888888"/>
-          <w:sz w:val="24"/>
-        </w:rPr>
-        <w:t>【C级·参考】</w:t>
-      </w:r>
-      <w:r>
-        <w:rPr>
-          <w:rFonts w:ascii="Times New Roman" w:hAnsi="Times New Roman" w:eastAsia="黑体"/>
-          <w:b w:val="0"/>
-          <w:color w:val="888888"/>
-          <w:sz w:val="24"/>
-        </w:rPr>
-        <w:t>会记AI日记的眼镜 闪极loomos AI眼镜在武汉东西湖首发</w:t>
-      </w:r>
-    </w:p>
-    <w:p>
-      <w:r>
-        <w:rPr>
-          <w:rFonts w:ascii="Times New Roman" w:hAnsi="Times New Roman" w:eastAsia="宋体"/>
-          <w:color w:val="888888"/>
-          <w:sz w:val="18"/>
-        </w:rPr>
-        <w:t>来源:Bing新闻 | 时间:08-19 17:11</w:t>
-      </w:r>
-    </w:p>
-    <w:p>
-      <w:r>
-        <w:rPr>
-          <w:rFonts w:ascii="Times New Roman" w:hAnsi="Times New Roman" w:eastAsia="宋体"/>
-          <w:sz w:val="18"/>
-        </w:rPr>
-        <w:t>链接:</w:t>
-      </w:r>
-      <w:hyperlink r:id="rId22">
-        <w:r>
-          <w:rPr>
-            <w:color w:val="0563C1"/>
-            <w:u w:val="single"/>
-          </w:rPr>
-          <w:t>会记AI日记的眼镜 闪极loomos AI眼镜在武汉东西湖首发</w:t>
-        </w:r>
-      </w:hyperlink>
-    </w:p>
-    <w:p>
-      <w:pPr>
-        <w:pStyle w:val="Heading3"/>
-      </w:pPr>
-      <w:r>
-        <w:rPr>
-          <w:rFonts w:ascii="Times New Roman" w:hAnsi="Times New Roman" w:eastAsia="黑体"/>
-          <w:b w:val="0"/>
-          <w:color w:val="888888"/>
-          <w:sz w:val="24"/>
-        </w:rPr>
-        <w:t>【C级·参考】</w:t>
-      </w:r>
-      <w:r>
-        <w:rPr>
-          <w:rFonts w:ascii="Times New Roman" w:hAnsi="Times New Roman" w:eastAsia="黑体"/>
-          <w:b w:val="0"/>
-          <w:color w:val="888888"/>
-          <w:sz w:val="24"/>
-        </w:rPr>
-        <w:t>雷鸟iO干掉了摄像头与扬声器，聊聊AI眼镜「做减法」的得与失</w:t>
-      </w:r>
-    </w:p>
-    <w:p>
-      <w:r>
-        <w:rPr>
-          <w:rFonts w:ascii="Times New Roman" w:hAnsi="Times New Roman" w:eastAsia="宋体"/>
-          <w:color w:val="888888"/>
-          <w:sz w:val="18"/>
-        </w:rPr>
-        <w:t>来源:Bing新闻 | 时间:08-19 15:10</w:t>
-      </w:r>
-    </w:p>
-    <w:p>
-      <w:r>
-        <w:rPr>
-          <w:rFonts w:ascii="Times New Roman" w:hAnsi="Times New Roman" w:eastAsia="宋体"/>
-          <w:sz w:val="18"/>
-        </w:rPr>
-        <w:t>链接:</w:t>
-      </w:r>
-      <w:hyperlink r:id="rId23">
-        <w:r>
-          <w:rPr>
-            <w:color w:val="0563C1"/>
-            <w:u w:val="single"/>
-          </w:rPr>
-          <w:t>雷鸟iO干掉了摄像头与扬声器，聊聊AI眼镜「做减法」的得与失</w:t>
-        </w:r>
-      </w:hyperlink>
-    </w:p>
-    <w:p>
-      <w:pPr>
-        <w:pStyle w:val="Heading2"/>
-      </w:pPr>
-      <w:r>
-        <w:rPr>
-          <w:rFonts w:ascii="Times New Roman" w:hAnsi="Times New Roman" w:eastAsia="黑体"/>
-          <w:sz w:val="28"/>
-        </w:rPr>
-        <w:t>机器人/AI硬件</w:t>
-      </w:r>
-    </w:p>
-    <w:p>
-      <w:r>
-        <w:t>本线口暂无重要更新</w:t>
-      </w:r>
     </w:p>
     <w:p>
       <w:pPr>
@@ -864,7 +1114,7 @@
           <w:color w:val="888888"/>
           <w:sz w:val="24"/>
         </w:rPr>
-        <w:t>新一汽红旗 HS5 上市：灵犀智舱 5.0、红旗司南智驾上车，13.48 万元起</w:t>
+        <w:t>东风猛士全新 X 系列首款车型 X700 亮相，搭载华为乾崑智驾</w:t>
       </w:r>
     </w:p>
     <w:p>
@@ -874,7 +1124,7 @@
           <w:color w:val="888888"/>
           <w:sz w:val="18"/>
         </w:rPr>
-        <w:t>来源:IT之家 | 时间:08-21 10:36</w:t>
+        <w:t>来源:IT之家 | 时间:08-21 14:56</w:t>
       </w:r>
     </w:p>
     <w:p>
@@ -885,13 +1135,13 @@
         </w:rPr>
         <w:t>链接:</w:t>
       </w:r>
-      <w:hyperlink r:id="rId24">
+      <w:hyperlink r:id="rId29">
         <w:r>
           <w:rPr>
             <w:color w:val="0563C1"/>
             <w:u w:val="single"/>
           </w:rPr>
-          <w:t>新一汽红旗 HS5 上市：灵犀智舱 5.0、红旗司南智驾上车，13.48 万元起</w:t>
+          <w:t>东风猛士全新 X 系列首款车型 X700 亮相，搭载华为乾崑智驾</w:t>
         </w:r>
       </w:hyperlink>
     </w:p>
@@ -908,9 +1158,55 @@
       </w:r>
     </w:p>
     <w:p>
+      <w:pPr>
+        <w:pStyle w:val="Heading3"/>
+      </w:pPr>
       <w:r>
-        <w:t>本线口暂无重要更新</w:t>
+        <w:rPr>
+          <w:rFonts w:ascii="Times New Roman" w:hAnsi="Times New Roman" w:eastAsia="黑体"/>
+          <w:b w:val="0"/>
+          <w:color w:val="888888"/>
+          <w:sz w:val="24"/>
+        </w:rPr>
+        <w:t>【C级·参考】</w:t>
       </w:r>
+      <w:r>
+        <w:rPr>
+          <w:rFonts w:ascii="Times New Roman" w:hAnsi="Times New Roman" w:eastAsia="黑体"/>
+          <w:b w:val="0"/>
+          <w:color w:val="888888"/>
+          <w:sz w:val="24"/>
+        </w:rPr>
+        <w:t>“蜂鸟跑腿”品牌正式升级为“淘宝闪购跑腿”，将拓展更多服务品类</w:t>
+      </w:r>
+    </w:p>
+    <w:p>
+      <w:r>
+        <w:rPr>
+          <w:rFonts w:ascii="Times New Roman" w:hAnsi="Times New Roman" w:eastAsia="宋体"/>
+          <w:color w:val="888888"/>
+          <w:sz w:val="18"/>
+        </w:rPr>
+        <w:t>来源:IT之家 | 时间:08-21 13:28</w:t>
+      </w:r>
+    </w:p>
+    <w:p>
+      <w:r>
+        <w:rPr>
+          <w:rFonts w:ascii="Times New Roman" w:hAnsi="Times New Roman" w:eastAsia="宋体"/>
+          <w:sz w:val="18"/>
+        </w:rPr>
+        <w:t>链接:</w:t>
+      </w:r>
+      <w:hyperlink r:id="rId30">
+        <w:r>
+          <w:rPr>
+            <w:color w:val="0563C1"/>
+            <w:u w:val="single"/>
+          </w:rPr>
+          <w:t>“蜂鸟跑腿”品牌正式升级为“淘宝闪购跑腿”，将拓展更多服务品类</w:t>
+        </w:r>
+      </w:hyperlink>
     </w:p>
     <w:p>
       <w:pPr>
@@ -923,6 +1219,312 @@
         </w:rPr>
         <w:t>游戏/电竞/平台公司</w:t>
       </w:r>
+    </w:p>
+    <w:p>
+      <w:pPr>
+        <w:pStyle w:val="Heading3"/>
+      </w:pPr>
+      <w:r>
+        <w:rPr>
+          <w:rFonts w:ascii="Times New Roman" w:hAnsi="Times New Roman" w:eastAsia="黑体"/>
+          <w:b w:val="0"/>
+          <w:color w:val="888888"/>
+          <w:sz w:val="24"/>
+        </w:rPr>
+        <w:t>【C级·参考】</w:t>
+      </w:r>
+      <w:r>
+        <w:rPr>
+          <w:rFonts w:ascii="Times New Roman" w:hAnsi="Times New Roman" w:eastAsia="黑体"/>
+          <w:b w:val="0"/>
+          <w:color w:val="888888"/>
+          <w:sz w:val="24"/>
+        </w:rPr>
+        <w:t>消息称《GTA 6》泄露源头为 R 星印度办公室，黑客组织 Cyberleek 已获得游戏 Xbox 开发副本</w:t>
+      </w:r>
+    </w:p>
+    <w:p>
+      <w:r>
+        <w:rPr>
+          <w:rFonts w:ascii="Times New Roman" w:hAnsi="Times New Roman" w:eastAsia="宋体"/>
+          <w:color w:val="888888"/>
+          <w:sz w:val="18"/>
+        </w:rPr>
+        <w:t>来源:IT之家 | 时间:08-21 16:36</w:t>
+      </w:r>
+    </w:p>
+    <w:p>
+      <w:r>
+        <w:rPr>
+          <w:rFonts w:ascii="Times New Roman" w:hAnsi="Times New Roman" w:eastAsia="宋体"/>
+          <w:sz w:val="18"/>
+        </w:rPr>
+        <w:t>链接:</w:t>
+      </w:r>
+      <w:hyperlink r:id="rId31">
+        <w:r>
+          <w:rPr>
+            <w:color w:val="0563C1"/>
+            <w:u w:val="single"/>
+          </w:rPr>
+          <w:t>消息称《GTA 6》泄露源头为 R 星印度办公室，黑客组织 Cyberleek 已获得游戏 Xbox 开发副本</w:t>
+        </w:r>
+      </w:hyperlink>
+    </w:p>
+    <w:p>
+      <w:pPr>
+        <w:pStyle w:val="Heading3"/>
+      </w:pPr>
+      <w:r>
+        <w:rPr>
+          <w:rFonts w:ascii="Times New Roman" w:hAnsi="Times New Roman" w:eastAsia="黑体"/>
+          <w:b w:val="0"/>
+          <w:color w:val="888888"/>
+          <w:sz w:val="24"/>
+        </w:rPr>
+        <w:t>【C级·参考】</w:t>
+      </w:r>
+      <w:r>
+        <w:rPr>
+          <w:rFonts w:ascii="Times New Roman" w:hAnsi="Times New Roman" w:eastAsia="黑体"/>
+          <w:b w:val="0"/>
+          <w:color w:val="888888"/>
+          <w:sz w:val="24"/>
+        </w:rPr>
+        <w:t>末日丧尸生存游戏《DayZ》登陆任天堂 Switch2 平台：收录萨哈尔火山群岛深冬地图，首发价 59.49 美元</w:t>
+      </w:r>
+    </w:p>
+    <w:p>
+      <w:r>
+        <w:rPr>
+          <w:rFonts w:ascii="Times New Roman" w:hAnsi="Times New Roman" w:eastAsia="宋体"/>
+          <w:color w:val="888888"/>
+          <w:sz w:val="18"/>
+        </w:rPr>
+        <w:t>来源:IT之家 | 时间:08-21 16:20</w:t>
+      </w:r>
+    </w:p>
+    <w:p>
+      <w:r>
+        <w:rPr>
+          <w:rFonts w:ascii="Times New Roman" w:hAnsi="Times New Roman" w:eastAsia="宋体"/>
+          <w:sz w:val="18"/>
+        </w:rPr>
+        <w:t>链接:</w:t>
+      </w:r>
+      <w:hyperlink r:id="rId32">
+        <w:r>
+          <w:rPr>
+            <w:color w:val="0563C1"/>
+            <w:u w:val="single"/>
+          </w:rPr>
+          <w:t>末日丧尸生存游戏《DayZ》登陆任天堂 Switch2 平台：收录萨哈尔火山群岛深冬地图，首发价 59.49 美元</w:t>
+        </w:r>
+      </w:hyperlink>
+    </w:p>
+    <w:p>
+      <w:pPr>
+        <w:pStyle w:val="Heading3"/>
+      </w:pPr>
+      <w:r>
+        <w:rPr>
+          <w:rFonts w:ascii="Times New Roman" w:hAnsi="Times New Roman" w:eastAsia="黑体"/>
+          <w:b w:val="0"/>
+          <w:color w:val="888888"/>
+          <w:sz w:val="24"/>
+        </w:rPr>
+        <w:t>【C级·参考】</w:t>
+      </w:r>
+      <w:r>
+        <w:rPr>
+          <w:rFonts w:ascii="Times New Roman" w:hAnsi="Times New Roman" w:eastAsia="黑体"/>
+          <w:b w:val="0"/>
+          <w:color w:val="888888"/>
+          <w:sz w:val="24"/>
+        </w:rPr>
+        <w:t>Genki 推出 Manta 游戏手柄：三段式扳机、配备 2.9 英寸彩屏，189 美元</w:t>
+      </w:r>
+    </w:p>
+    <w:p>
+      <w:r>
+        <w:rPr>
+          <w:rFonts w:ascii="Times New Roman" w:hAnsi="Times New Roman" w:eastAsia="宋体"/>
+          <w:color w:val="888888"/>
+          <w:sz w:val="18"/>
+        </w:rPr>
+        <w:t>来源:IT之家 | 时间:08-21 16:03</w:t>
+      </w:r>
+    </w:p>
+    <w:p>
+      <w:r>
+        <w:rPr>
+          <w:rFonts w:ascii="Times New Roman" w:hAnsi="Times New Roman" w:eastAsia="宋体"/>
+          <w:sz w:val="18"/>
+        </w:rPr>
+        <w:t>链接:</w:t>
+      </w:r>
+      <w:hyperlink r:id="rId33">
+        <w:r>
+          <w:rPr>
+            <w:color w:val="0563C1"/>
+            <w:u w:val="single"/>
+          </w:rPr>
+          <w:t>Genki 推出 Manta 游戏手柄：三段式扳机、配备 2.9 英寸彩屏，189 美元</w:t>
+        </w:r>
+      </w:hyperlink>
+    </w:p>
+    <w:p>
+      <w:pPr>
+        <w:pStyle w:val="Heading3"/>
+      </w:pPr>
+      <w:r>
+        <w:rPr>
+          <w:rFonts w:ascii="Times New Roman" w:hAnsi="Times New Roman" w:eastAsia="黑体"/>
+          <w:b w:val="0"/>
+          <w:color w:val="888888"/>
+          <w:sz w:val="24"/>
+        </w:rPr>
+        <w:t>【C级·参考】</w:t>
+      </w:r>
+      <w:r>
+        <w:rPr>
+          <w:rFonts w:ascii="Times New Roman" w:hAnsi="Times New Roman" w:eastAsia="黑体"/>
+          <w:b w:val="0"/>
+          <w:color w:val="888888"/>
+          <w:sz w:val="24"/>
+        </w:rPr>
+        <w:t>小米宣布为 Xiaomi Watch 5/S5 系列用户赠送一个月网易云音乐“手表版 VIP”会员</w:t>
+      </w:r>
+    </w:p>
+    <w:p>
+      <w:r>
+        <w:rPr>
+          <w:rFonts w:ascii="Times New Roman" w:hAnsi="Times New Roman" w:eastAsia="宋体"/>
+          <w:color w:val="888888"/>
+          <w:sz w:val="18"/>
+        </w:rPr>
+        <w:t>来源:IT之家 | 时间:08-21 15:43</w:t>
+      </w:r>
+    </w:p>
+    <w:p>
+      <w:r>
+        <w:rPr>
+          <w:rFonts w:ascii="Times New Roman" w:hAnsi="Times New Roman" w:eastAsia="宋体"/>
+          <w:sz w:val="18"/>
+        </w:rPr>
+        <w:t>链接:</w:t>
+      </w:r>
+      <w:hyperlink r:id="rId34">
+        <w:r>
+          <w:rPr>
+            <w:color w:val="0563C1"/>
+            <w:u w:val="single"/>
+          </w:rPr>
+          <w:t>小米宣布为 Xiaomi Watch 5/S5 系列用户赠送一个月网易云音乐“手表版 VIP”会员</w:t>
+        </w:r>
+      </w:hyperlink>
+    </w:p>
+    <w:p>
+      <w:pPr>
+        <w:pStyle w:val="Heading3"/>
+      </w:pPr>
+      <w:r>
+        <w:rPr>
+          <w:rFonts w:ascii="Times New Roman" w:hAnsi="Times New Roman" w:eastAsia="黑体"/>
+          <w:b w:val="0"/>
+          <w:color w:val="888888"/>
+          <w:sz w:val="24"/>
+        </w:rPr>
+        <w:t>【C级·参考】</w:t>
+      </w:r>
+      <w:r>
+        <w:rPr>
+          <w:rFonts w:ascii="Times New Roman" w:hAnsi="Times New Roman" w:eastAsia="黑体"/>
+          <w:b w:val="0"/>
+          <w:color w:val="888888"/>
+          <w:sz w:val="24"/>
+        </w:rPr>
+        <w:t>市场监管总局公布六起经营者集中审查助力整治“内卷式”竞争典型案例，涉腾讯收购喜马拉雅、TCL 中环收购一道新能等</w:t>
+      </w:r>
+    </w:p>
+    <w:p>
+      <w:r>
+        <w:rPr>
+          <w:rFonts w:ascii="Times New Roman" w:hAnsi="Times New Roman" w:eastAsia="宋体"/>
+          <w:color w:val="888888"/>
+          <w:sz w:val="18"/>
+        </w:rPr>
+        <w:t>来源:IT之家 | 时间:08-21 15:03</w:t>
+      </w:r>
+    </w:p>
+    <w:p>
+      <w:r>
+        <w:rPr>
+          <w:rFonts w:ascii="Times New Roman" w:hAnsi="Times New Roman" w:eastAsia="宋体"/>
+          <w:sz w:val="18"/>
+        </w:rPr>
+        <w:t>链接:</w:t>
+      </w:r>
+      <w:hyperlink r:id="rId35">
+        <w:r>
+          <w:rPr>
+            <w:color w:val="0563C1"/>
+            <w:u w:val="single"/>
+          </w:rPr>
+          <w:t>市场监管总局公布六起经营者集中审查助力整治“内卷式”竞争典型案例，涉腾讯收购喜马拉雅、TCL 中环收购一道新能等</w:t>
+        </w:r>
+      </w:hyperlink>
+    </w:p>
+    <w:p>
+      <w:pPr>
+        <w:pStyle w:val="Heading3"/>
+      </w:pPr>
+      <w:r>
+        <w:rPr>
+          <w:rFonts w:ascii="Times New Roman" w:hAnsi="Times New Roman" w:eastAsia="黑体"/>
+          <w:b w:val="0"/>
+          <w:color w:val="888888"/>
+          <w:sz w:val="24"/>
+        </w:rPr>
+        <w:t>【C级·参考】</w:t>
+      </w:r>
+      <w:r>
+        <w:rPr>
+          <w:rFonts w:ascii="Times New Roman" w:hAnsi="Times New Roman" w:eastAsia="黑体"/>
+          <w:b w:val="0"/>
+          <w:color w:val="888888"/>
+          <w:sz w:val="24"/>
+        </w:rPr>
+        <w:t>网易孵化的芯片公司谦合益邦：自研全球首款 4 层 3D DRAM 堆叠存算一体芯片成功回片并点亮</w:t>
+      </w:r>
+    </w:p>
+    <w:p>
+      <w:r>
+        <w:rPr>
+          <w:rFonts w:ascii="Times New Roman" w:hAnsi="Times New Roman" w:eastAsia="宋体"/>
+          <w:color w:val="888888"/>
+          <w:sz w:val="18"/>
+        </w:rPr>
+        <w:t>来源:IT之家 | 时间:08-21 14:12</w:t>
+      </w:r>
+    </w:p>
+    <w:p>
+      <w:r>
+        <w:rPr>
+          <w:rFonts w:ascii="Times New Roman" w:hAnsi="Times New Roman" w:eastAsia="宋体"/>
+          <w:sz w:val="18"/>
+        </w:rPr>
+        <w:t>链接:</w:t>
+      </w:r>
+      <w:hyperlink r:id="rId36">
+        <w:r>
+          <w:rPr>
+            <w:color w:val="0563C1"/>
+            <w:u w:val="single"/>
+          </w:rPr>
+          <w:t>网易孵化的芯片公司谦合益邦：自研全球首款 4 层 3D DRAM 堆叠存算一体芯片成功回片并点亮</w:t>
+        </w:r>
+      </w:hyperlink>
     </w:p>
     <w:p>
       <w:pPr>
@@ -965,7 +1567,7 @@
         </w:rPr>
         <w:t>链接:</w:t>
       </w:r>
-      <w:hyperlink r:id="rId25">
+      <w:hyperlink r:id="rId37">
         <w:r>
           <w:rPr>
             <w:color w:val="0563C1"/>
@@ -1016,217 +1618,13 @@
         </w:rPr>
         <w:t>链接:</w:t>
       </w:r>
-      <w:hyperlink r:id="rId26">
+      <w:hyperlink r:id="rId38">
         <w:r>
           <w:rPr>
             <w:color w:val="0563C1"/>
             <w:u w:val="single"/>
           </w:rPr>
           <w:t>金山半年净利大增101%，游戏下滑15%：《鹅鸭杀》正成为金山“新王牌”</w:t>
-        </w:r>
-      </w:hyperlink>
-    </w:p>
-    <w:p>
-      <w:pPr>
-        <w:pStyle w:val="Heading3"/>
-      </w:pPr>
-      <w:r>
-        <w:rPr>
-          <w:rFonts w:ascii="Times New Roman" w:hAnsi="Times New Roman" w:eastAsia="黑体"/>
-          <w:b w:val="0"/>
-          <w:color w:val="888888"/>
-          <w:sz w:val="24"/>
-        </w:rPr>
-        <w:t>【C级·参考】</w:t>
-      </w:r>
-      <w:r>
-        <w:rPr>
-          <w:rFonts w:ascii="Times New Roman" w:hAnsi="Times New Roman" w:eastAsia="黑体"/>
-          <w:b w:val="0"/>
-          <w:color w:val="888888"/>
-          <w:sz w:val="24"/>
-        </w:rPr>
-        <w:t>ROG Zephyrus G14 游戏本用户反馈使用集显模式 15 天，Win11 自动卸载独显驱动</w:t>
-      </w:r>
-    </w:p>
-    <w:p>
-      <w:r>
-        <w:rPr>
-          <w:rFonts w:ascii="Times New Roman" w:hAnsi="Times New Roman" w:eastAsia="宋体"/>
-          <w:color w:val="888888"/>
-          <w:sz w:val="18"/>
-        </w:rPr>
-        <w:t>来源:IT之家 | 时间:08-21 09:31</w:t>
-      </w:r>
-    </w:p>
-    <w:p>
-      <w:r>
-        <w:rPr>
-          <w:rFonts w:ascii="Times New Roman" w:hAnsi="Times New Roman" w:eastAsia="宋体"/>
-          <w:sz w:val="18"/>
-        </w:rPr>
-        <w:t>链接:</w:t>
-      </w:r>
-      <w:hyperlink r:id="rId27">
-        <w:r>
-          <w:rPr>
-            <w:color w:val="0563C1"/>
-            <w:u w:val="single"/>
-          </w:rPr>
-          <w:t>ROG Zephyrus G14 游戏本用户反馈使用集显模式 15 天，Win11 自动卸载独显驱动</w:t>
-        </w:r>
-      </w:hyperlink>
-    </w:p>
-    <w:p>
-      <w:pPr>
-        <w:pStyle w:val="Heading3"/>
-      </w:pPr>
-      <w:r>
-        <w:rPr>
-          <w:rFonts w:ascii="Times New Roman" w:hAnsi="Times New Roman" w:eastAsia="黑体"/>
-          <w:b w:val="0"/>
-          <w:color w:val="888888"/>
-          <w:sz w:val="24"/>
-        </w:rPr>
-        <w:t>【C级·参考】</w:t>
-      </w:r>
-      <w:r>
-        <w:rPr>
-          <w:rFonts w:ascii="Times New Roman" w:hAnsi="Times New Roman" w:eastAsia="黑体"/>
-          <w:b w:val="0"/>
-          <w:color w:val="888888"/>
-          <w:sz w:val="24"/>
-        </w:rPr>
-        <w:t>最疯音乐人做游戏，1人用时10年“手搓MMO”成功了！Steam在线人数破5000</w:t>
-      </w:r>
-    </w:p>
-    <w:p>
-      <w:r>
-        <w:rPr>
-          <w:rFonts w:ascii="Times New Roman" w:hAnsi="Times New Roman" w:eastAsia="宋体"/>
-          <w:color w:val="888888"/>
-          <w:sz w:val="18"/>
-        </w:rPr>
-        <w:t>来源:GameLook | 时间:08-20 12:30</w:t>
-      </w:r>
-    </w:p>
-    <w:p>
-      <w:r>
-        <w:rPr>
-          <w:rFonts w:ascii="Times New Roman" w:hAnsi="Times New Roman" w:eastAsia="宋体"/>
-          <w:sz w:val="18"/>
-        </w:rPr>
-        <w:t>链接:</w:t>
-      </w:r>
-      <w:hyperlink r:id="rId28">
-        <w:r>
-          <w:rPr>
-            <w:color w:val="0563C1"/>
-            <w:u w:val="single"/>
-          </w:rPr>
-          <w:t>最疯音乐人做游戏，1人用时10年“手搓MMO”成功了！Steam在线人数破5000</w:t>
-        </w:r>
-      </w:hyperlink>
-    </w:p>
-    <w:p>
-      <w:pPr>
-        <w:pStyle w:val="Heading3"/>
-      </w:pPr>
-      <w:r>
-        <w:rPr>
-          <w:rFonts w:ascii="Times New Roman" w:hAnsi="Times New Roman" w:eastAsia="黑体"/>
-          <w:b w:val="0"/>
-          <w:color w:val="888888"/>
-          <w:sz w:val="24"/>
-        </w:rPr>
-        <w:t>【C级·参考】</w:t>
-      </w:r>
-      <w:r>
-        <w:rPr>
-          <w:rFonts w:ascii="Times New Roman" w:hAnsi="Times New Roman" w:eastAsia="黑体"/>
-          <w:b w:val="0"/>
-          <w:color w:val="888888"/>
-          <w:sz w:val="24"/>
-        </w:rPr>
-        <w:t>2026是欧美游戏业最惨的一年！裁员已超1万人，平均每天44人失业</w:t>
-      </w:r>
-    </w:p>
-    <w:p>
-      <w:r>
-        <w:rPr>
-          <w:rFonts w:ascii="Times New Roman" w:hAnsi="Times New Roman" w:eastAsia="宋体"/>
-          <w:color w:val="888888"/>
-          <w:sz w:val="18"/>
-        </w:rPr>
-        <w:t>来源:GameLook | 时间:08-20 10:09</w:t>
-      </w:r>
-    </w:p>
-    <w:p>
-      <w:r>
-        <w:rPr>
-          <w:rFonts w:ascii="Times New Roman" w:hAnsi="Times New Roman" w:eastAsia="宋体"/>
-          <w:sz w:val="18"/>
-        </w:rPr>
-        <w:t>链接:</w:t>
-      </w:r>
-      <w:hyperlink r:id="rId29">
-        <w:r>
-          <w:rPr>
-            <w:color w:val="0563C1"/>
-            <w:u w:val="single"/>
-          </w:rPr>
-          <w:t>2026是欧美游戏业最惨的一年！裁员已超1万人，平均每天44人失业</w:t>
-        </w:r>
-      </w:hyperlink>
-    </w:p>
-    <w:p>
-      <w:pPr>
-        <w:pStyle w:val="Heading3"/>
-      </w:pPr>
-      <w:r>
-        <w:rPr>
-          <w:rFonts w:ascii="Times New Roman" w:hAnsi="Times New Roman" w:eastAsia="黑体"/>
-          <w:b w:val="0"/>
-          <w:color w:val="888888"/>
-          <w:sz w:val="24"/>
-        </w:rPr>
-        <w:t>【C级·参考】</w:t>
-      </w:r>
-      <w:r>
-        <w:rPr>
-          <w:rFonts w:ascii="Times New Roman" w:hAnsi="Times New Roman" w:eastAsia="黑体"/>
-          <w:b w:val="0"/>
-          <w:color w:val="888888"/>
-          <w:sz w:val="24"/>
-        </w:rPr>
-        <w:t>《深空之眼》停更，勇仕网络上半年亏损478万：4款新游戏研发中</w:t>
-      </w:r>
-    </w:p>
-    <w:p>
-      <w:r>
-        <w:rPr>
-          <w:rFonts w:ascii="Times New Roman" w:hAnsi="Times New Roman" w:eastAsia="宋体"/>
-          <w:color w:val="888888"/>
-          <w:sz w:val="18"/>
-        </w:rPr>
-        <w:t>来源:GameLook | 时间:08-20 09:46</w:t>
-      </w:r>
-    </w:p>
-    <w:p>
-      <w:r>
-        <w:rPr>
-          <w:rFonts w:ascii="Times New Roman" w:hAnsi="Times New Roman" w:eastAsia="宋体"/>
-          <w:sz w:val="18"/>
-        </w:rPr>
-        <w:t>链接:</w:t>
-      </w:r>
-      <w:hyperlink r:id="rId30">
-        <w:r>
-          <w:rPr>
-            <w:color w:val="0563C1"/>
-            <w:u w:val="single"/>
-          </w:rPr>
-          <w:t>《深空之眼》停更，勇仕网络上半年亏损478万：4款新游戏研发中</w:t>
         </w:r>
       </w:hyperlink>
     </w:p>
@@ -1243,55 +1641,9 @@
       </w:r>
     </w:p>
     <w:p>
-      <w:pPr>
-        <w:pStyle w:val="Heading3"/>
-      </w:pPr>
       <w:r>
-        <w:rPr>
-          <w:rFonts w:ascii="Times New Roman" w:hAnsi="Times New Roman" w:eastAsia="黑体"/>
-          <w:b w:val="0"/>
-          <w:color w:val="888888"/>
-          <w:sz w:val="24"/>
-        </w:rPr>
-        <w:t>【C级·参考】</w:t>
+        <w:t>本线口暂无重要更新</w:t>
       </w:r>
-      <w:r>
-        <w:rPr>
-          <w:rFonts w:ascii="Times New Roman" w:hAnsi="Times New Roman" w:eastAsia="黑体"/>
-          <w:b w:val="0"/>
-          <w:color w:val="888888"/>
-          <w:sz w:val="24"/>
-        </w:rPr>
-        <w:t>财政部：今年以来消费品以旧换新政策惠及 1.78 亿人次，下达资金 1875 亿元</w:t>
-      </w:r>
-    </w:p>
-    <w:p>
-      <w:r>
-        <w:rPr>
-          <w:rFonts w:ascii="Times New Roman" w:hAnsi="Times New Roman" w:eastAsia="宋体"/>
-          <w:color w:val="888888"/>
-          <w:sz w:val="18"/>
-        </w:rPr>
-        <w:t>来源:IT之家 | 时间:08-21 11:20</w:t>
-      </w:r>
-    </w:p>
-    <w:p>
-      <w:r>
-        <w:rPr>
-          <w:rFonts w:ascii="Times New Roman" w:hAnsi="Times New Roman" w:eastAsia="宋体"/>
-          <w:sz w:val="18"/>
-        </w:rPr>
-        <w:t>链接:</w:t>
-      </w:r>
-      <w:hyperlink r:id="rId31">
-        <w:r>
-          <w:rPr>
-            <w:color w:val="0563C1"/>
-            <w:u w:val="single"/>
-          </w:rPr>
-          <w:t>财政部：今年以来消费品以旧换新政策惠及 1.78 亿人次，下达资金 1875 亿元</w:t>
-        </w:r>
-      </w:hyperlink>
     </w:p>
     <w:p>
       <w:pPr>
@@ -1319,7 +1671,7 @@
           <w:rFonts w:ascii="Times New Roman" w:hAnsi="Times New Roman" w:eastAsia="宋体"/>
           <w:sz w:val="18"/>
         </w:rPr>
-        <w:t>IT之家(60)、GameLook(14)、HackerNews(5)、Bing新闻(7)</w:t>
+        <w:t>IT之家(60)、GameLook(14)、HackerNews(4)、Bing新闻(6)</w:t>
       </w:r>
     </w:p>
     <w:p>

--- a/briefings/线口监测午报-2026-08-21.docx
+++ b/briefings/线口监测午报-2026-08-21.docx
@@ -22,7 +22,7 @@
           <w:color w:val="888888"/>
           <w:sz w:val="18"/>
         </w:rPr>
-        <w:t>监测窗口:近48小时 | 生成时间:2026-08-21 17:10</w:t>
+        <w:t>监测窗口:近48小时 | 生成时间:2026-08-21 17:56</w:t>
       </w:r>
     </w:p>
     <w:p>
@@ -70,6 +70,57 @@
           <w:color w:val="888888"/>
           <w:sz w:val="24"/>
         </w:rPr>
+        <w:t>DeepSeek V4-Flash-Vision-Exp 上线：开启多模态 API 服务，Agent 能力接近 Opus-4.8</w:t>
+      </w:r>
+    </w:p>
+    <w:p>
+      <w:r>
+        <w:rPr>
+          <w:rFonts w:ascii="Times New Roman" w:hAnsi="Times New Roman" w:eastAsia="宋体"/>
+          <w:color w:val="888888"/>
+          <w:sz w:val="18"/>
+        </w:rPr>
+        <w:t>来源:IT之家 | 时间:08-21 17:21</w:t>
+      </w:r>
+    </w:p>
+    <w:p>
+      <w:r>
+        <w:rPr>
+          <w:rFonts w:ascii="Times New Roman" w:hAnsi="Times New Roman" w:eastAsia="宋体"/>
+          <w:sz w:val="18"/>
+        </w:rPr>
+        <w:t>链接:</w:t>
+      </w:r>
+      <w:hyperlink r:id="rId9">
+        <w:r>
+          <w:rPr>
+            <w:color w:val="0563C1"/>
+            <w:u w:val="single"/>
+          </w:rPr>
+          <w:t>DeepSeek V4-Flash-Vision-Exp 上线：开启多模态 API 服务，Agent 能力接近 Opus-4.8</w:t>
+        </w:r>
+      </w:hyperlink>
+    </w:p>
+    <w:p>
+      <w:pPr>
+        <w:pStyle w:val="Heading3"/>
+      </w:pPr>
+      <w:r>
+        <w:rPr>
+          <w:rFonts w:ascii="Times New Roman" w:hAnsi="Times New Roman" w:eastAsia="黑体"/>
+          <w:b w:val="0"/>
+          <w:color w:val="888888"/>
+          <w:sz w:val="24"/>
+        </w:rPr>
+        <w:t>【C级·参考】</w:t>
+      </w:r>
+      <w:r>
+        <w:rPr>
+          <w:rFonts w:ascii="Times New Roman" w:hAnsi="Times New Roman" w:eastAsia="黑体"/>
+          <w:b w:val="0"/>
+          <w:color w:val="888888"/>
+          <w:sz w:val="24"/>
+        </w:rPr>
         <w:t>OpenAI 旗下 GPT-Image-2 模型现支持生成透明背景图像</w:t>
       </w:r>
     </w:p>
@@ -91,7 +142,7 @@
         </w:rPr>
         <w:t>链接:</w:t>
       </w:r>
-      <w:hyperlink r:id="rId9">
+      <w:hyperlink r:id="rId10">
         <w:r>
           <w:rPr>
             <w:color w:val="0563C1"/>
@@ -142,7 +193,7 @@
         </w:rPr>
         <w:t>链接:</w:t>
       </w:r>
-      <w:hyperlink r:id="rId10">
+      <w:hyperlink r:id="rId11">
         <w:r>
           <w:rPr>
             <w:color w:val="0563C1"/>
@@ -193,7 +244,7 @@
         </w:rPr>
         <w:t>链接:</w:t>
       </w:r>
-      <w:hyperlink r:id="rId11">
+      <w:hyperlink r:id="rId12">
         <w:r>
           <w:rPr>
             <w:color w:val="0563C1"/>
@@ -244,7 +295,7 @@
         </w:rPr>
         <w:t>链接:</w:t>
       </w:r>
-      <w:hyperlink r:id="rId12">
+      <w:hyperlink r:id="rId13">
         <w:r>
           <w:rPr>
             <w:color w:val="0563C1"/>
@@ -295,7 +346,7 @@
         </w:rPr>
         <w:t>链接:</w:t>
       </w:r>
-      <w:hyperlink r:id="rId13">
+      <w:hyperlink r:id="rId14">
         <w:r>
           <w:rPr>
             <w:color w:val="0563C1"/>
@@ -346,7 +397,7 @@
         </w:rPr>
         <w:t>链接:</w:t>
       </w:r>
-      <w:hyperlink r:id="rId14">
+      <w:hyperlink r:id="rId15">
         <w:r>
           <w:rPr>
             <w:color w:val="0563C1"/>
@@ -397,7 +448,7 @@
         </w:rPr>
         <w:t>链接:</w:t>
       </w:r>
-      <w:hyperlink r:id="rId15">
+      <w:hyperlink r:id="rId16">
         <w:r>
           <w:rPr>
             <w:color w:val="0563C1"/>
@@ -448,7 +499,7 @@
         </w:rPr>
         <w:t>链接:</w:t>
       </w:r>
-      <w:hyperlink r:id="rId16">
+      <w:hyperlink r:id="rId17">
         <w:r>
           <w:rPr>
             <w:color w:val="0563C1"/>
@@ -499,7 +550,7 @@
         </w:rPr>
         <w:t>链接:</w:t>
       </w:r>
-      <w:hyperlink r:id="rId17">
+      <w:hyperlink r:id="rId18">
         <w:r>
           <w:rPr>
             <w:color w:val="0563C1"/>
@@ -550,7 +601,7 @@
         </w:rPr>
         <w:t>链接:</w:t>
       </w:r>
-      <w:hyperlink r:id="rId18">
+      <w:hyperlink r:id="rId19">
         <w:r>
           <w:rPr>
             <w:color w:val="0563C1"/>
@@ -601,7 +652,7 @@
         </w:rPr>
         <w:t>链接:</w:t>
       </w:r>
-      <w:hyperlink r:id="rId19">
+      <w:hyperlink r:id="rId20">
         <w:r>
           <w:rPr>
             <w:color w:val="0563C1"/>
@@ -631,7 +682,7 @@
           <w:color w:val="888888"/>
           <w:sz w:val="24"/>
         </w:rPr>
-        <w:t>AI companies destroy physical books – let's scan rare books before it's too late</w:t>
+        <w:t>雷鸟iO AI眼镜开箱图赏：精致设计搭配轻盈体验 科技与时尚完美融合</w:t>
       </w:r>
     </w:p>
     <w:p>
@@ -641,7 +692,7 @@
           <w:color w:val="888888"/>
           <w:sz w:val="18"/>
         </w:rPr>
-        <w:t>来源:Hacker News | 时间:08-21 10:37</w:t>
+        <w:t>来源:Bing新闻 | 时间:08-21 10:02</w:t>
       </w:r>
     </w:p>
     <w:p>
@@ -652,13 +703,64 @@
         </w:rPr>
         <w:t>链接:</w:t>
       </w:r>
-      <w:hyperlink r:id="rId20">
+      <w:hyperlink r:id="rId21">
         <w:r>
           <w:rPr>
             <w:color w:val="0563C1"/>
             <w:u w:val="single"/>
           </w:rPr>
-          <w:t>AI companies destroy physical books – let's scan rare books before it's too late</w:t>
+          <w:t>雷鸟iO AI眼镜开箱图赏：精致设计搭配轻盈体验 科技与时尚完美融合</w:t>
+        </w:r>
+      </w:hyperlink>
+    </w:p>
+    <w:p>
+      <w:pPr>
+        <w:pStyle w:val="Heading3"/>
+      </w:pPr>
+      <w:r>
+        <w:rPr>
+          <w:rFonts w:ascii="Times New Roman" w:hAnsi="Times New Roman" w:eastAsia="黑体"/>
+          <w:b w:val="0"/>
+          <w:color w:val="888888"/>
+          <w:sz w:val="24"/>
+        </w:rPr>
+        <w:t>【C级·参考】</w:t>
+      </w:r>
+      <w:r>
+        <w:rPr>
+          <w:rFonts w:ascii="Times New Roman" w:hAnsi="Times New Roman" w:eastAsia="黑体"/>
+          <w:b w:val="0"/>
+          <w:color w:val="888888"/>
+          <w:sz w:val="24"/>
+        </w:rPr>
+        <w:t>首款人类增强AI眼镜 雷鸟iO正式发布：首发价1996元起</w:t>
+      </w:r>
+    </w:p>
+    <w:p>
+      <w:r>
+        <w:rPr>
+          <w:rFonts w:ascii="Times New Roman" w:hAnsi="Times New Roman" w:eastAsia="宋体"/>
+          <w:color w:val="888888"/>
+          <w:sz w:val="18"/>
+        </w:rPr>
+        <w:t>来源:Bing新闻 | 时间:08-21 09:11</w:t>
+      </w:r>
+    </w:p>
+    <w:p>
+      <w:r>
+        <w:rPr>
+          <w:rFonts w:ascii="Times New Roman" w:hAnsi="Times New Roman" w:eastAsia="宋体"/>
+          <w:sz w:val="18"/>
+        </w:rPr>
+        <w:t>链接:</w:t>
+      </w:r>
+      <w:hyperlink r:id="rId22">
+        <w:r>
+          <w:rPr>
+            <w:color w:val="0563C1"/>
+            <w:u w:val="single"/>
+          </w:rPr>
+          <w:t>首款人类增强AI眼镜 雷鸟iO正式发布：首发价1996元起</w:t>
         </w:r>
       </w:hyperlink>
     </w:p>
@@ -703,13 +805,64 @@
         </w:rPr>
         <w:t>链接:</w:t>
       </w:r>
-      <w:hyperlink r:id="rId21">
+      <w:hyperlink r:id="rId23">
         <w:r>
           <w:rPr>
             <w:color w:val="0563C1"/>
             <w:u w:val="single"/>
           </w:rPr>
           <w:t>行业首款主动式AI眼镜! 雷鸟iO评测：能记录你的整个人生</w:t>
+        </w:r>
+      </w:hyperlink>
+    </w:p>
+    <w:p>
+      <w:pPr>
+        <w:pStyle w:val="Heading3"/>
+      </w:pPr>
+      <w:r>
+        <w:rPr>
+          <w:rFonts w:ascii="Times New Roman" w:hAnsi="Times New Roman" w:eastAsia="黑体"/>
+          <w:b w:val="0"/>
+          <w:color w:val="888888"/>
+          <w:sz w:val="24"/>
+        </w:rPr>
+        <w:t>【C级·参考】</w:t>
+      </w:r>
+      <w:r>
+        <w:rPr>
+          <w:rFonts w:ascii="Times New Roman" w:hAnsi="Times New Roman" w:eastAsia="黑体"/>
+          <w:b w:val="0"/>
+          <w:color w:val="888888"/>
+          <w:sz w:val="24"/>
+        </w:rPr>
+        <w:t>雷鸟推出iO AI眼镜，售价2499元支持全天候AI记忆</w:t>
+      </w:r>
+    </w:p>
+    <w:p>
+      <w:r>
+        <w:rPr>
+          <w:rFonts w:ascii="Times New Roman" w:hAnsi="Times New Roman" w:eastAsia="宋体"/>
+          <w:color w:val="888888"/>
+          <w:sz w:val="18"/>
+        </w:rPr>
+        <w:t>来源:Bing新闻 | 时间:08-21 04:33</w:t>
+      </w:r>
+    </w:p>
+    <w:p>
+      <w:r>
+        <w:rPr>
+          <w:rFonts w:ascii="Times New Roman" w:hAnsi="Times New Roman" w:eastAsia="宋体"/>
+          <w:sz w:val="18"/>
+        </w:rPr>
+        <w:t>链接:</w:t>
+      </w:r>
+      <w:hyperlink r:id="rId24">
+        <w:r>
+          <w:rPr>
+            <w:color w:val="0563C1"/>
+            <w:u w:val="single"/>
+          </w:rPr>
+          <w:t>雷鸟推出iO AI眼镜，售价2499元支持全天候AI记忆</w:t>
         </w:r>
       </w:hyperlink>
     </w:p>
@@ -754,7 +907,7 @@
         </w:rPr>
         <w:t>链接:</w:t>
       </w:r>
-      <w:hyperlink r:id="rId22">
+      <w:hyperlink r:id="rId25">
         <w:r>
           <w:rPr>
             <w:color w:val="0563C1"/>
@@ -763,6 +916,18 @@
           <w:t>首款“人类增强 AI 眼镜”发布，雷鸟 iO 首发价 1996 元起</w:t>
         </w:r>
       </w:hyperlink>
+    </w:p>
+    <w:p>
+      <w:pPr>
+        <w:pStyle w:val="Heading2"/>
+      </w:pPr>
+      <w:r>
+        <w:rPr>
+          <w:rFonts w:ascii="Times New Roman" w:hAnsi="Times New Roman" w:eastAsia="黑体"/>
+          <w:sz w:val="28"/>
+        </w:rPr>
+        <w:t>机器人/AI硬件</w:t>
+      </w:r>
     </w:p>
     <w:p>
       <w:pPr>
@@ -784,7 +949,7 @@
           <w:color w:val="888888"/>
           <w:sz w:val="24"/>
         </w:rPr>
-        <w:t>首款人类增强AI眼镜 雷鸟iO正式发布：首发价1996元起</w:t>
+        <w:t>市场监管总局：将具身智能机器人、固态动力电池等纳入质量强链二期攻关方向</w:t>
       </w:r>
     </w:p>
     <w:p>
@@ -794,7 +959,7 @@
           <w:color w:val="888888"/>
           <w:sz w:val="18"/>
         </w:rPr>
-        <w:t>来源:Bing新闻 | 时间:08-21 03:12</w:t>
+        <w:t>来源:IT之家 | 时间:08-21 17:44</w:t>
       </w:r>
     </w:p>
     <w:p>
@@ -805,129 +970,15 @@
         </w:rPr>
         <w:t>链接:</w:t>
       </w:r>
-      <w:hyperlink r:id="rId23">
+      <w:hyperlink r:id="rId26">
         <w:r>
           <w:rPr>
             <w:color w:val="0563C1"/>
             <w:u w:val="single"/>
           </w:rPr>
-          <w:t>首款人类增强AI眼镜 雷鸟iO正式发布：首发价1996元起</w:t>
+          <w:t>市场监管总局：将具身智能机器人、固态动力电池等纳入质量强链二期攻关方向</w:t>
         </w:r>
       </w:hyperlink>
-    </w:p>
-    <w:p>
-      <w:pPr>
-        <w:pStyle w:val="Heading3"/>
-      </w:pPr>
-      <w:r>
-        <w:rPr>
-          <w:rFonts w:ascii="Times New Roman" w:hAnsi="Times New Roman" w:eastAsia="黑体"/>
-          <w:b w:val="0"/>
-          <w:color w:val="888888"/>
-          <w:sz w:val="24"/>
-        </w:rPr>
-        <w:t>【C级·参考】</w:t>
-      </w:r>
-      <w:r>
-        <w:rPr>
-          <w:rFonts w:ascii="Times New Roman" w:hAnsi="Times New Roman" w:eastAsia="黑体"/>
-          <w:b w:val="0"/>
-          <w:color w:val="888888"/>
-          <w:sz w:val="24"/>
-        </w:rPr>
-        <w:t>Show HN: Huzzah – a novel approach to coding with AI</w:t>
-      </w:r>
-    </w:p>
-    <w:p>
-      <w:r>
-        <w:rPr>
-          <w:rFonts w:ascii="Times New Roman" w:hAnsi="Times New Roman" w:eastAsia="宋体"/>
-          <w:color w:val="888888"/>
-          <w:sz w:val="18"/>
-        </w:rPr>
-        <w:t>来源:Hacker News | 时间:08-21 03:05</w:t>
-      </w:r>
-    </w:p>
-    <w:p>
-      <w:r>
-        <w:rPr>
-          <w:rFonts w:ascii="Times New Roman" w:hAnsi="Times New Roman" w:eastAsia="宋体"/>
-          <w:sz w:val="18"/>
-        </w:rPr>
-        <w:t>链接:</w:t>
-      </w:r>
-      <w:hyperlink r:id="rId24">
-        <w:r>
-          <w:rPr>
-            <w:color w:val="0563C1"/>
-            <w:u w:val="single"/>
-          </w:rPr>
-          <w:t>Show HN: Huzzah – a novel approach to coding with AI</w:t>
-        </w:r>
-      </w:hyperlink>
-    </w:p>
-    <w:p>
-      <w:pPr>
-        <w:pStyle w:val="Heading3"/>
-      </w:pPr>
-      <w:r>
-        <w:rPr>
-          <w:rFonts w:ascii="Times New Roman" w:hAnsi="Times New Roman" w:eastAsia="黑体"/>
-          <w:b w:val="0"/>
-          <w:color w:val="888888"/>
-          <w:sz w:val="24"/>
-        </w:rPr>
-        <w:t>【C级·参考】</w:t>
-      </w:r>
-      <w:r>
-        <w:rPr>
-          <w:rFonts w:ascii="Times New Roman" w:hAnsi="Times New Roman" w:eastAsia="黑体"/>
-          <w:b w:val="0"/>
-          <w:color w:val="888888"/>
-          <w:sz w:val="24"/>
-        </w:rPr>
-        <w:t>AI 硬件的下一步？从 iKKO MindOne 看 Personal AI 的新路径</w:t>
-      </w:r>
-    </w:p>
-    <w:p>
-      <w:r>
-        <w:rPr>
-          <w:rFonts w:ascii="Times New Roman" w:hAnsi="Times New Roman" w:eastAsia="宋体"/>
-          <w:color w:val="888888"/>
-          <w:sz w:val="18"/>
-        </w:rPr>
-        <w:t>来源:Bing新闻 | 时间:08-21 02:48</w:t>
-      </w:r>
-    </w:p>
-    <w:p>
-      <w:r>
-        <w:rPr>
-          <w:rFonts w:ascii="Times New Roman" w:hAnsi="Times New Roman" w:eastAsia="宋体"/>
-          <w:sz w:val="18"/>
-        </w:rPr>
-        <w:t>链接:</w:t>
-      </w:r>
-      <w:hyperlink r:id="rId25">
-        <w:r>
-          <w:rPr>
-            <w:color w:val="0563C1"/>
-            <w:u w:val="single"/>
-          </w:rPr>
-          <w:t>AI 硬件的下一步？从 iKKO MindOne 看 Personal AI 的新路径</w:t>
-        </w:r>
-      </w:hyperlink>
-    </w:p>
-    <w:p>
-      <w:pPr>
-        <w:pStyle w:val="Heading2"/>
-      </w:pPr>
-      <w:r>
-        <w:rPr>
-          <w:rFonts w:ascii="Times New Roman" w:hAnsi="Times New Roman" w:eastAsia="黑体"/>
-          <w:sz w:val="28"/>
-        </w:rPr>
-        <w:t>机器人/AI硬件</w:t>
-      </w:r>
     </w:p>
     <w:p>
       <w:pPr>
@@ -970,7 +1021,7 @@
         </w:rPr>
         <w:t>链接:</w:t>
       </w:r>
-      <w:hyperlink r:id="rId26">
+      <w:hyperlink r:id="rId27">
         <w:r>
           <w:rPr>
             <w:color w:val="0563C1"/>
@@ -1021,7 +1072,7 @@
         </w:rPr>
         <w:t>链接:</w:t>
       </w:r>
-      <w:hyperlink r:id="rId27">
+      <w:hyperlink r:id="rId28">
         <w:r>
           <w:rPr>
             <w:color w:val="0563C1"/>
@@ -1072,7 +1123,7 @@
         </w:rPr>
         <w:t>链接:</w:t>
       </w:r>
-      <w:hyperlink r:id="rId28">
+      <w:hyperlink r:id="rId29">
         <w:r>
           <w:rPr>
             <w:color w:val="0563C1"/>
@@ -1135,7 +1186,7 @@
         </w:rPr>
         <w:t>链接:</w:t>
       </w:r>
-      <w:hyperlink r:id="rId29">
+      <w:hyperlink r:id="rId30">
         <w:r>
           <w:rPr>
             <w:color w:val="0563C1"/>
@@ -1158,55 +1209,9 @@
       </w:r>
     </w:p>
     <w:p>
-      <w:pPr>
-        <w:pStyle w:val="Heading3"/>
-      </w:pPr>
       <w:r>
-        <w:rPr>
-          <w:rFonts w:ascii="Times New Roman" w:hAnsi="Times New Roman" w:eastAsia="黑体"/>
-          <w:b w:val="0"/>
-          <w:color w:val="888888"/>
-          <w:sz w:val="24"/>
-        </w:rPr>
-        <w:t>【C级·参考】</w:t>
+        <w:t>本线口暂无重要更新</w:t>
       </w:r>
-      <w:r>
-        <w:rPr>
-          <w:rFonts w:ascii="Times New Roman" w:hAnsi="Times New Roman" w:eastAsia="黑体"/>
-          <w:b w:val="0"/>
-          <w:color w:val="888888"/>
-          <w:sz w:val="24"/>
-        </w:rPr>
-        <w:t>“蜂鸟跑腿”品牌正式升级为“淘宝闪购跑腿”，将拓展更多服务品类</w:t>
-      </w:r>
-    </w:p>
-    <w:p>
-      <w:r>
-        <w:rPr>
-          <w:rFonts w:ascii="Times New Roman" w:hAnsi="Times New Roman" w:eastAsia="宋体"/>
-          <w:color w:val="888888"/>
-          <w:sz w:val="18"/>
-        </w:rPr>
-        <w:t>来源:IT之家 | 时间:08-21 13:28</w:t>
-      </w:r>
-    </w:p>
-    <w:p>
-      <w:r>
-        <w:rPr>
-          <w:rFonts w:ascii="Times New Roman" w:hAnsi="Times New Roman" w:eastAsia="宋体"/>
-          <w:sz w:val="18"/>
-        </w:rPr>
-        <w:t>链接:</w:t>
-      </w:r>
-      <w:hyperlink r:id="rId30">
-        <w:r>
-          <w:rPr>
-            <w:color w:val="0563C1"/>
-            <w:u w:val="single"/>
-          </w:rPr>
-          <w:t>“蜂鸟跑腿”品牌正式升级为“淘宝闪购跑腿”，将拓展更多服务品类</w:t>
-        </w:r>
-      </w:hyperlink>
     </w:p>
     <w:p>
       <w:pPr>
@@ -1671,7 +1676,7 @@
           <w:rFonts w:ascii="Times New Roman" w:hAnsi="Times New Roman" w:eastAsia="宋体"/>
           <w:sz w:val="18"/>
         </w:rPr>
-        <w:t>IT之家(60)、GameLook(14)、HackerNews(4)、Bing新闻(6)</w:t>
+        <w:t>IT之家(60)、GameLook(14)、HackerNews(3)、Bing新闻(8)</w:t>
       </w:r>
     </w:p>
     <w:p>
